--- a/week3/COmparison data.docx
+++ b/week3/COmparison data.docx
@@ -12,171 +12,6 @@
         <w:rPr>
           <w:rFonts w:ascii="Segoe UI Emoji" w:hAnsi="Segoe UI Emoji" w:cs="Segoe UI Emoji"/>
         </w:rPr>
-        <w:t>Prompt 1:</w:t>
-      </w:r>
-    </w:p>
-    <w:p>
-      <w:pPr>
-        <w:rPr>
-          <w:rFonts w:ascii="Segoe UI Emoji" w:hAnsi="Segoe UI Emoji" w:cs="Segoe UI Emoji"/>
-        </w:rPr>
-      </w:pPr>
-      <w:r>
-        <w:rPr>
-          <w:rFonts w:ascii="Segoe UI Emoji" w:hAnsi="Segoe UI Emoji" w:cs="Segoe UI Emoji"/>
-        </w:rPr>
-        <w:t>"""</w:t>
-      </w:r>
-    </w:p>
-    <w:p>
-      <w:pPr>
-        <w:rPr>
-          <w:rFonts w:ascii="Segoe UI Emoji" w:hAnsi="Segoe UI Emoji" w:cs="Segoe UI Emoji"/>
-        </w:rPr>
-      </w:pPr>
-      <w:r>
-        <w:rPr>
-          <w:rFonts w:ascii="Segoe UI Emoji" w:hAnsi="Segoe UI Emoji" w:cs="Segoe UI Emoji"/>
-        </w:rPr>
-        <w:t xml:space="preserve">    You are a helpful assistant. Use the following context to answer the question.</w:t>
-      </w:r>
-    </w:p>
-    <w:p>
-      <w:pPr>
-        <w:rPr>
-          <w:rFonts w:ascii="Segoe UI Emoji" w:hAnsi="Segoe UI Emoji" w:cs="Segoe UI Emoji"/>
-        </w:rPr>
-      </w:pPr>
-    </w:p>
-    <w:p>
-      <w:pPr>
-        <w:rPr>
-          <w:rFonts w:ascii="Segoe UI Emoji" w:hAnsi="Segoe UI Emoji" w:cs="Segoe UI Emoji"/>
-        </w:rPr>
-      </w:pPr>
-      <w:r>
-        <w:rPr>
-          <w:rFonts w:ascii="Segoe UI Emoji" w:hAnsi="Segoe UI Emoji" w:cs="Segoe UI Emoji"/>
-        </w:rPr>
-        <w:t xml:space="preserve">    Context:</w:t>
-      </w:r>
-    </w:p>
-    <w:p>
-      <w:pPr>
-        <w:rPr>
-          <w:rFonts w:ascii="Segoe UI Emoji" w:hAnsi="Segoe UI Emoji" w:cs="Segoe UI Emoji"/>
-        </w:rPr>
-      </w:pPr>
-      <w:r>
-        <w:rPr>
-          <w:rFonts w:ascii="Segoe UI Emoji" w:hAnsi="Segoe UI Emoji" w:cs="Segoe UI Emoji"/>
-        </w:rPr>
-        <w:t xml:space="preserve">    {context}</w:t>
-      </w:r>
-    </w:p>
-    <w:p>
-      <w:pPr>
-        <w:rPr>
-          <w:rFonts w:ascii="Segoe UI Emoji" w:hAnsi="Segoe UI Emoji" w:cs="Segoe UI Emoji"/>
-        </w:rPr>
-      </w:pPr>
-    </w:p>
-    <w:p>
-      <w:pPr>
-        <w:rPr>
-          <w:rFonts w:ascii="Segoe UI Emoji" w:hAnsi="Segoe UI Emoji" w:cs="Segoe UI Emoji"/>
-        </w:rPr>
-      </w:pPr>
-      <w:r>
-        <w:rPr>
-          <w:rFonts w:ascii="Segoe UI Emoji" w:hAnsi="Segoe UI Emoji" w:cs="Segoe UI Emoji"/>
-        </w:rPr>
-        <w:t xml:space="preserve">    Question:</w:t>
-      </w:r>
-    </w:p>
-    <w:p>
-      <w:pPr>
-        <w:rPr>
-          <w:rFonts w:ascii="Segoe UI Emoji" w:hAnsi="Segoe UI Emoji" w:cs="Segoe UI Emoji"/>
-        </w:rPr>
-      </w:pPr>
-      <w:r>
-        <w:rPr>
-          <w:rFonts w:ascii="Segoe UI Emoji" w:hAnsi="Segoe UI Emoji" w:cs="Segoe UI Emoji"/>
-        </w:rPr>
-        <w:t xml:space="preserve">    {question}</w:t>
-      </w:r>
-    </w:p>
-    <w:p>
-      <w:pPr>
-        <w:rPr>
-          <w:rFonts w:ascii="Segoe UI Emoji" w:hAnsi="Segoe UI Emoji" w:cs="Segoe UI Emoji"/>
-        </w:rPr>
-      </w:pPr>
-      <w:r>
-        <w:rPr>
-          <w:rFonts w:ascii="Segoe UI Emoji" w:hAnsi="Segoe UI Emoji" w:cs="Segoe UI Emoji"/>
-        </w:rPr>
-        <w:t xml:space="preserve">    """)</w:t>
-      </w:r>
-    </w:p>
-    <w:p>
-      <w:pPr>
-        <w:rPr>
-          <w:rFonts w:ascii="Segoe UI Emoji" w:hAnsi="Segoe UI Emoji" w:cs="Segoe UI Emoji"/>
-        </w:rPr>
-      </w:pPr>
-      <w:r>
-        <w:rPr>
-          <w:rFonts w:ascii="Segoe UI Emoji" w:hAnsi="Segoe UI Emoji" w:cs="Segoe UI Emoji"/>
-        </w:rPr>
-        <w:br w:type="page"/>
-      </w:r>
-    </w:p>
-    <w:p>
-      <w:pPr>
-        <w:rPr>
-          <w:rFonts w:ascii="Segoe UI Emoji" w:hAnsi="Segoe UI Emoji" w:cs="Segoe UI Emoji"/>
-        </w:rPr>
-      </w:pPr>
-      <w:r>
-        <w:rPr>
-          <w:rFonts w:ascii="Segoe UI Emoji" w:hAnsi="Segoe UI Emoji" w:cs="Segoe UI Emoji"/>
-        </w:rPr>
-        <w:lastRenderedPageBreak/>
-        <w:t>question 1:</w:t>
-      </w:r>
-    </w:p>
-    <w:p>
-      <w:pPr>
-        <w:rPr>
-          <w:rFonts w:ascii="Segoe UI Emoji" w:hAnsi="Segoe UI Emoji" w:cs="Segoe UI Emoji"/>
-        </w:rPr>
-      </w:pPr>
-      <w:r>
-        <w:rPr>
-          <w:rFonts w:ascii="Segoe UI Emoji" w:hAnsi="Segoe UI Emoji" w:cs="Segoe UI Emoji"/>
-        </w:rPr>
-        <w:t>WHat is software enginerring?</w:t>
-      </w:r>
-      <w:r>
-        <w:rPr>
-          <w:rFonts w:ascii="Segoe UI Emoji" w:hAnsi="Segoe UI Emoji" w:cs="Segoe UI Emoji"/>
-        </w:rPr>
-        <w:br w:type="page"/>
-      </w:r>
-    </w:p>
-    <w:p>
-      <w:pPr>
-        <w:rPr>
-          <w:rFonts w:ascii="Segoe UI Emoji" w:hAnsi="Segoe UI Emoji" w:cs="Segoe UI Emoji"/>
-        </w:rPr>
-      </w:pPr>
-      <w:r>
-        <w:rPr>
-          <w:rFonts w:ascii="Segoe UI Emoji" w:hAnsi="Segoe UI Emoji" w:cs="Segoe UI Emoji"/>
-        </w:rPr>
-        <w:lastRenderedPageBreak/>
         <w:t>1)</w:t>
       </w:r>
     </w:p>
@@ -7071,6 +6906,7 @@
   <w:style w:type="character" w:default="1" w:styleId="DefaultParagraphFont">
     <w:name w:val="Default Paragraph Font"/>
     <w:uiPriority w:val="1"/>
+    <w:semiHidden/>
     <w:unhideWhenUsed/>
   </w:style>
   <w:style w:type="table" w:default="1" w:styleId="TableNormal">
